--- a/docs/config-anonymizer-guide.docx
+++ b/docs/config-anonymizer-guide.docx
@@ -20,7 +20,7 @@
         <w:jc w:val="center"/>
       </w:pPr>
       <w:r>
-        <w:t>Config Anonymizer v1.1　使用說明</w:t>
+        <w:t>Config Anonymizer v1.0　使用說明</w:t>
       </w:r>
     </w:p>
     <w:p/>
@@ -37,10 +37,7 @@
     </w:p>
     <w:p>
       <w:r>
-        <w:rPr>
-          <w:sz w:val="20"/>
-        </w:rPr>
-        <w:t>本工具將網路設備設定檔中的敏感識別資訊（IP 位址、主機名稱、帳號名稱）替換為匿名佔位符，使設定檔可安全提交廠商技術支援或進行文件分享。所有處理均在瀏覽器本機執行，設定檔內容不會上傳至任何伺服器。</w:t>
+        <w:t>本工具將網路設備設定檔中的敏感識別資訊（IP 位址、主機名稱、帳號名稱、MAC 位址）替換為匿名佔位符，使設定檔可安全提交廠商技術支援或進行文件分享。所有處理均在瀏覽器本機執行，設定檔內容不會上傳至任何伺服器。</w:t>
       </w:r>
     </w:p>
     <w:p>
@@ -76,12 +73,13 @@
       <w:tblPr>
         <w:tblStyle w:val="TableGrid"/>
         <w:tblW w:type="auto" w:w="0"/>
+        <w:jc w:val="center"/>
         <w:tblLook w:firstColumn="1" w:firstRow="1" w:lastColumn="0" w:lastRow="0" w:noHBand="0" w:noVBand="1" w:val="04A0"/>
       </w:tblPr>
       <w:tblGrid>
-        <w:gridCol w:w="3135"/>
-        <w:gridCol w:w="3135"/>
-        <w:gridCol w:w="3135"/>
+        <w:gridCol w:w="2880"/>
+        <w:gridCol w:w="2880"/>
+        <w:gridCol w:w="2880"/>
       </w:tblGrid>
       <w:tr>
         <w:tc>
@@ -93,6 +91,7 @@
             <w:pPr>
               <w:jc w:val="center"/>
             </w:pPr>
+            <w:r/>
             <w:r>
               <w:rPr>
                 <w:b/>
@@ -112,6 +111,7 @@
             <w:pPr>
               <w:jc w:val="center"/>
             </w:pPr>
+            <w:r/>
             <w:r>
               <w:rPr>
                 <w:b/>
@@ -131,6 +131,7 @@
             <w:pPr>
               <w:jc w:val="center"/>
             </w:pPr>
+            <w:r/>
             <w:r>
               <w:rPr>
                 <w:b/>
@@ -148,6 +149,7 @@
             <w:tcW w:type="dxa" w:w="3135"/>
           </w:tcPr>
           <w:p>
+            <w:r/>
             <w:r>
               <w:rPr>
                 <w:sz w:val="20"/>
@@ -161,6 +163,7 @@
             <w:tcW w:type="dxa" w:w="3135"/>
           </w:tcPr>
           <w:p>
+            <w:r/>
             <w:r>
               <w:rPr>
                 <w:sz w:val="20"/>
@@ -174,6 +177,7 @@
             <w:tcW w:type="dxa" w:w="3135"/>
           </w:tcPr>
           <w:p>
+            <w:r/>
             <w:r>
               <w:rPr>
                 <w:sz w:val="20"/>
@@ -189,6 +193,7 @@
             <w:tcW w:type="dxa" w:w="3135"/>
           </w:tcPr>
           <w:p>
+            <w:r/>
             <w:r>
               <w:rPr>
                 <w:sz w:val="20"/>
@@ -202,6 +207,7 @@
             <w:tcW w:type="dxa" w:w="3135"/>
           </w:tcPr>
           <w:p>
+            <w:r/>
             <w:r>
               <w:rPr>
                 <w:sz w:val="20"/>
@@ -215,6 +221,7 @@
             <w:tcW w:type="dxa" w:w="3135"/>
           </w:tcPr>
           <w:p>
+            <w:r/>
             <w:r>
               <w:rPr>
                 <w:sz w:val="20"/>
@@ -230,6 +237,7 @@
             <w:tcW w:type="dxa" w:w="3135"/>
           </w:tcPr>
           <w:p>
+            <w:r/>
             <w:r>
               <w:rPr>
                 <w:sz w:val="20"/>
@@ -243,6 +251,7 @@
             <w:tcW w:type="dxa" w:w="3135"/>
           </w:tcPr>
           <w:p>
+            <w:r/>
             <w:r>
               <w:rPr>
                 <w:sz w:val="20"/>
@@ -256,6 +265,7 @@
             <w:tcW w:type="dxa" w:w="3135"/>
           </w:tcPr>
           <w:p>
+            <w:r/>
             <w:r>
               <w:rPr>
                 <w:sz w:val="20"/>
@@ -282,12 +292,13 @@
       <w:tblPr>
         <w:tblStyle w:val="TableGrid"/>
         <w:tblW w:type="auto" w:w="0"/>
+        <w:jc w:val="center"/>
         <w:tblLook w:firstColumn="1" w:firstRow="1" w:lastColumn="0" w:lastRow="0" w:noHBand="0" w:noVBand="1" w:val="04A0"/>
       </w:tblPr>
       <w:tblGrid>
-        <w:gridCol w:w="3135"/>
-        <w:gridCol w:w="3135"/>
-        <w:gridCol w:w="3135"/>
+        <w:gridCol w:w="2880"/>
+        <w:gridCol w:w="2880"/>
+        <w:gridCol w:w="2880"/>
       </w:tblGrid>
       <w:tr>
         <w:tc>
@@ -299,6 +310,7 @@
             <w:pPr>
               <w:jc w:val="center"/>
             </w:pPr>
+            <w:r/>
             <w:r>
               <w:rPr>
                 <w:b/>
@@ -318,6 +330,7 @@
             <w:pPr>
               <w:jc w:val="center"/>
             </w:pPr>
+            <w:r/>
             <w:r>
               <w:rPr>
                 <w:b/>
@@ -337,6 +350,7 @@
             <w:pPr>
               <w:jc w:val="center"/>
             </w:pPr>
+            <w:r/>
             <w:r>
               <w:rPr>
                 <w:b/>
@@ -354,6 +368,7 @@
             <w:tcW w:type="dxa" w:w="3135"/>
           </w:tcPr>
           <w:p>
+            <w:r/>
             <w:r>
               <w:rPr>
                 <w:sz w:val="20"/>
@@ -367,6 +382,7 @@
             <w:tcW w:type="dxa" w:w="3135"/>
           </w:tcPr>
           <w:p>
+            <w:r/>
             <w:r>
               <w:rPr>
                 <w:sz w:val="20"/>
@@ -380,6 +396,7 @@
             <w:tcW w:type="dxa" w:w="3135"/>
           </w:tcPr>
           <w:p>
+            <w:r/>
             <w:r>
               <w:rPr>
                 <w:sz w:val="20"/>
@@ -395,6 +412,7 @@
             <w:tcW w:type="dxa" w:w="3135"/>
           </w:tcPr>
           <w:p>
+            <w:r/>
             <w:r>
               <w:rPr>
                 <w:sz w:val="20"/>
@@ -408,6 +426,7 @@
             <w:tcW w:type="dxa" w:w="3135"/>
           </w:tcPr>
           <w:p>
+            <w:r/>
             <w:r>
               <w:rPr>
                 <w:sz w:val="20"/>
@@ -421,6 +440,7 @@
             <w:tcW w:type="dxa" w:w="3135"/>
           </w:tcPr>
           <w:p>
+            <w:r/>
             <w:r>
               <w:rPr>
                 <w:sz w:val="20"/>
@@ -436,6 +456,7 @@
             <w:tcW w:type="dxa" w:w="3135"/>
           </w:tcPr>
           <w:p>
+            <w:r/>
             <w:r>
               <w:rPr>
                 <w:sz w:val="20"/>
@@ -449,6 +470,7 @@
             <w:tcW w:type="dxa" w:w="3135"/>
           </w:tcPr>
           <w:p>
+            <w:r/>
             <w:r>
               <w:rPr>
                 <w:sz w:val="20"/>
@@ -462,6 +484,7 @@
             <w:tcW w:type="dxa" w:w="3135"/>
           </w:tcPr>
           <w:p>
+            <w:r/>
             <w:r>
               <w:rPr>
                 <w:sz w:val="20"/>
@@ -477,6 +500,7 @@
             <w:tcW w:type="dxa" w:w="3135"/>
           </w:tcPr>
           <w:p>
+            <w:r/>
             <w:r>
               <w:rPr>
                 <w:sz w:val="20"/>
@@ -490,6 +514,7 @@
             <w:tcW w:type="dxa" w:w="3135"/>
           </w:tcPr>
           <w:p>
+            <w:r/>
             <w:r>
               <w:rPr>
                 <w:sz w:val="20"/>
@@ -503,6 +528,7 @@
             <w:tcW w:type="dxa" w:w="3135"/>
           </w:tcPr>
           <w:p>
+            <w:r/>
             <w:r>
               <w:rPr>
                 <w:sz w:val="20"/>
@@ -518,6 +544,51 @@
             <w:tcW w:type="dxa" w:w="3135"/>
           </w:tcPr>
           <w:p>
+            <w:r/>
+            <w:r>
+              <w:rPr>
+                <w:sz w:val="20"/>
+              </w:rPr>
+              <w:t>MAC 位址替換</w:t>
+            </w:r>
+          </w:p>
+        </w:tc>
+        <w:tc>
+          <w:tcPr>
+            <w:tcW w:type="dxa" w:w="3135"/>
+          </w:tcPr>
+          <w:p>
+            <w:r/>
+            <w:r>
+              <w:rPr>
+                <w:sz w:val="20"/>
+              </w:rPr>
+              <w:t>✓ 開啟</w:t>
+            </w:r>
+          </w:p>
+        </w:tc>
+        <w:tc>
+          <w:tcPr>
+            <w:tcW w:type="dxa" w:w="3135"/>
+          </w:tcPr>
+          <w:p>
+            <w:r/>
+            <w:r>
+              <w:rPr>
+                <w:sz w:val="20"/>
+              </w:rPr>
+              <w:t>替換為 locally-administered 前綴的匿名 MAC，涵蓋冒號、連字號、Cisco 點號三種格式</w:t>
+            </w:r>
+          </w:p>
+        </w:tc>
+      </w:tr>
+      <w:tr>
+        <w:tc>
+          <w:tcPr>
+            <w:tcW w:type="dxa" w:w="3135"/>
+          </w:tcPr>
+          <w:p>
+            <w:r/>
             <w:r>
               <w:rPr>
                 <w:sz w:val="20"/>
@@ -531,6 +602,7 @@
             <w:tcW w:type="dxa" w:w="3135"/>
           </w:tcPr>
           <w:p>
+            <w:r/>
             <w:r>
               <w:rPr>
                 <w:sz w:val="20"/>
@@ -544,6 +616,7 @@
             <w:tcW w:type="dxa" w:w="3135"/>
           </w:tcPr>
           <w:p>
+            <w:r/>
             <w:r>
               <w:rPr>
                 <w:sz w:val="20"/>
@@ -559,6 +632,7 @@
             <w:tcW w:type="dxa" w:w="3135"/>
           </w:tcPr>
           <w:p>
+            <w:r/>
             <w:r>
               <w:rPr>
                 <w:sz w:val="20"/>
@@ -572,6 +646,7 @@
             <w:tcW w:type="dxa" w:w="3135"/>
           </w:tcPr>
           <w:p>
+            <w:r/>
             <w:r>
               <w:rPr>
                 <w:sz w:val="20"/>
@@ -585,6 +660,7 @@
             <w:tcW w:type="dxa" w:w="3135"/>
           </w:tcPr>
           <w:p>
+            <w:r/>
             <w:r>
               <w:rPr>
                 <w:sz w:val="20"/>
@@ -600,6 +676,7 @@
             <w:tcW w:type="dxa" w:w="3135"/>
           </w:tcPr>
           <w:p>
+            <w:r/>
             <w:r>
               <w:rPr>
                 <w:sz w:val="20"/>
@@ -613,6 +690,7 @@
             <w:tcW w:type="dxa" w:w="3135"/>
           </w:tcPr>
           <w:p>
+            <w:r/>
             <w:r>
               <w:rPr>
                 <w:sz w:val="20"/>
@@ -626,6 +704,7 @@
             <w:tcW w:type="dxa" w:w="3135"/>
           </w:tcPr>
           <w:p>
+            <w:r/>
             <w:r>
               <w:rPr>
                 <w:sz w:val="20"/>
@@ -641,6 +720,7 @@
             <w:tcW w:type="dxa" w:w="3135"/>
           </w:tcPr>
           <w:p>
+            <w:r/>
             <w:r>
               <w:rPr>
                 <w:sz w:val="20"/>
@@ -654,6 +734,7 @@
             <w:tcW w:type="dxa" w:w="3135"/>
           </w:tcPr>
           <w:p>
+            <w:r/>
             <w:r>
               <w:rPr>
                 <w:sz w:val="20"/>
@@ -667,11 +748,12 @@
             <w:tcW w:type="dxa" w:w="3135"/>
           </w:tcPr>
           <w:p>
+            <w:r/>
             <w:r>
               <w:rPr>
                 <w:sz w:val="20"/>
               </w:rPr>
-              <w:t>替換 IP 時保留最後一個 octet（如 10.1.1.55 → 203.0.113.55）</w:t>
+              <w:t>替換 IP 時保留最後一個 octet（如 10.1.1.55 → 203.0.113.55）；同網段多筆 IP 可能因此映射碰撞，畫面上已附風險提示</w:t>
             </w:r>
           </w:p>
         </w:tc>
@@ -697,19 +779,20 @@
         <w:rPr>
           <w:color w:val="3CB4A0"/>
         </w:rPr>
-        <w:t>防火牆（8 款）</w:t>
+        <w:t>防火牆（9 款）</w:t>
       </w:r>
     </w:p>
     <w:tbl>
       <w:tblPr>
         <w:tblStyle w:val="TableGrid"/>
         <w:tblW w:type="auto" w:w="0"/>
+        <w:jc w:val="center"/>
         <w:tblLook w:firstColumn="1" w:firstRow="1" w:lastColumn="0" w:lastRow="0" w:noHBand="0" w:noVBand="1" w:val="04A0"/>
       </w:tblPr>
       <w:tblGrid>
-        <w:gridCol w:w="3135"/>
-        <w:gridCol w:w="3135"/>
-        <w:gridCol w:w="3135"/>
+        <w:gridCol w:w="2880"/>
+        <w:gridCol w:w="2880"/>
+        <w:gridCol w:w="2880"/>
       </w:tblGrid>
       <w:tr>
         <w:tc>
@@ -721,6 +804,7 @@
             <w:pPr>
               <w:jc w:val="center"/>
             </w:pPr>
+            <w:r/>
             <w:r>
               <w:rPr>
                 <w:b/>
@@ -740,6 +824,7 @@
             <w:pPr>
               <w:jc w:val="center"/>
             </w:pPr>
+            <w:r/>
             <w:r>
               <w:rPr>
                 <w:b/>
@@ -759,6 +844,7 @@
             <w:pPr>
               <w:jc w:val="center"/>
             </w:pPr>
+            <w:r/>
             <w:r>
               <w:rPr>
                 <w:b/>
@@ -776,6 +862,7 @@
             <w:tcW w:type="dxa" w:w="3135"/>
           </w:tcPr>
           <w:p>
+            <w:r/>
             <w:r>
               <w:rPr>
                 <w:sz w:val="20"/>
@@ -789,6 +876,7 @@
             <w:tcW w:type="dxa" w:w="3135"/>
           </w:tcPr>
           <w:p>
+            <w:r/>
             <w:r>
               <w:rPr>
                 <w:sz w:val="20"/>
@@ -802,6 +890,7 @@
             <w:tcW w:type="dxa" w:w="3135"/>
           </w:tcPr>
           <w:p>
+            <w:r/>
             <w:r>
               <w:rPr>
                 <w:sz w:val="20"/>
@@ -817,6 +906,7 @@
             <w:tcW w:type="dxa" w:w="3135"/>
           </w:tcPr>
           <w:p>
+            <w:r/>
             <w:r>
               <w:rPr>
                 <w:sz w:val="20"/>
@@ -830,6 +920,7 @@
             <w:tcW w:type="dxa" w:w="3135"/>
           </w:tcPr>
           <w:p>
+            <w:r/>
             <w:r>
               <w:rPr>
                 <w:sz w:val="20"/>
@@ -843,6 +934,7 @@
             <w:tcW w:type="dxa" w:w="3135"/>
           </w:tcPr>
           <w:p>
+            <w:r/>
             <w:r>
               <w:rPr>
                 <w:sz w:val="20"/>
@@ -858,6 +950,7 @@
             <w:tcW w:type="dxa" w:w="3135"/>
           </w:tcPr>
           <w:p>
+            <w:r/>
             <w:r>
               <w:rPr>
                 <w:sz w:val="20"/>
@@ -871,6 +964,7 @@
             <w:tcW w:type="dxa" w:w="3135"/>
           </w:tcPr>
           <w:p>
+            <w:r/>
             <w:r>
               <w:rPr>
                 <w:sz w:val="20"/>
@@ -884,6 +978,7 @@
             <w:tcW w:type="dxa" w:w="3135"/>
           </w:tcPr>
           <w:p>
+            <w:r/>
             <w:r>
               <w:rPr>
                 <w:sz w:val="20"/>
@@ -899,6 +994,7 @@
             <w:tcW w:type="dxa" w:w="3135"/>
           </w:tcPr>
           <w:p>
+            <w:r/>
             <w:r>
               <w:rPr>
                 <w:sz w:val="20"/>
@@ -912,6 +1008,7 @@
             <w:tcW w:type="dxa" w:w="3135"/>
           </w:tcPr>
           <w:p>
+            <w:r/>
             <w:r>
               <w:rPr>
                 <w:sz w:val="20"/>
@@ -925,6 +1022,7 @@
             <w:tcW w:type="dxa" w:w="3135"/>
           </w:tcPr>
           <w:p>
+            <w:r/>
             <w:r>
               <w:rPr>
                 <w:sz w:val="20"/>
@@ -940,6 +1038,7 @@
             <w:tcW w:type="dxa" w:w="3135"/>
           </w:tcPr>
           <w:p>
+            <w:r/>
             <w:r>
               <w:rPr>
                 <w:sz w:val="20"/>
@@ -953,6 +1052,7 @@
             <w:tcW w:type="dxa" w:w="3135"/>
           </w:tcPr>
           <w:p>
+            <w:r/>
             <w:r>
               <w:rPr>
                 <w:sz w:val="20"/>
@@ -966,6 +1066,7 @@
             <w:tcW w:type="dxa" w:w="3135"/>
           </w:tcPr>
           <w:p>
+            <w:r/>
             <w:r>
               <w:rPr>
                 <w:sz w:val="20"/>
@@ -981,6 +1082,7 @@
             <w:tcW w:type="dxa" w:w="3135"/>
           </w:tcPr>
           <w:p>
+            <w:r/>
             <w:r>
               <w:rPr>
                 <w:sz w:val="20"/>
@@ -994,6 +1096,7 @@
             <w:tcW w:type="dxa" w:w="3135"/>
           </w:tcPr>
           <w:p>
+            <w:r/>
             <w:r>
               <w:rPr>
                 <w:sz w:val="20"/>
@@ -1007,6 +1110,7 @@
             <w:tcW w:type="dxa" w:w="3135"/>
           </w:tcPr>
           <w:p>
+            <w:r/>
             <w:r>
               <w:rPr>
                 <w:sz w:val="20"/>
@@ -1022,6 +1126,7 @@
             <w:tcW w:type="dxa" w:w="3135"/>
           </w:tcPr>
           <w:p>
+            <w:r/>
             <w:r>
               <w:rPr>
                 <w:sz w:val="20"/>
@@ -1035,6 +1140,7 @@
             <w:tcW w:type="dxa" w:w="3135"/>
           </w:tcPr>
           <w:p>
+            <w:r/>
             <w:r>
               <w:rPr>
                 <w:sz w:val="20"/>
@@ -1048,6 +1154,7 @@
             <w:tcW w:type="dxa" w:w="3135"/>
           </w:tcPr>
           <w:p>
+            <w:r/>
             <w:r>
               <w:rPr>
                 <w:sz w:val="20"/>
@@ -1063,6 +1170,7 @@
             <w:tcW w:type="dxa" w:w="3135"/>
           </w:tcPr>
           <w:p>
+            <w:r/>
             <w:r>
               <w:rPr>
                 <w:sz w:val="20"/>
@@ -1076,6 +1184,7 @@
             <w:tcW w:type="dxa" w:w="3135"/>
           </w:tcPr>
           <w:p>
+            <w:r/>
             <w:r>
               <w:rPr>
                 <w:sz w:val="20"/>
@@ -1089,11 +1198,56 @@
             <w:tcW w:type="dxa" w:w="3135"/>
           </w:tcPr>
           <w:p>
+            <w:r/>
             <w:r>
               <w:rPr>
                 <w:sz w:val="20"/>
               </w:rPr>
               <w:t>show configuration 輸出</w:t>
+            </w:r>
+          </w:p>
+        </w:tc>
+      </w:tr>
+      <w:tr>
+        <w:tc>
+          <w:tcPr>
+            <w:tcW w:type="dxa" w:w="3135"/>
+          </w:tcPr>
+          <w:p>
+            <w:r/>
+            <w:r>
+              <w:rPr>
+                <w:sz w:val="20"/>
+              </w:rPr>
+              <w:t>Cisco ASA / FTD</w:t>
+            </w:r>
+          </w:p>
+        </w:tc>
+        <w:tc>
+          <w:tcPr>
+            <w:tcW w:type="dxa" w:w="3135"/>
+          </w:tcPr>
+          <w:p>
+            <w:r/>
+            <w:r>
+              <w:rPr>
+                <w:sz w:val="20"/>
+              </w:rPr>
+              <w:t>ASA 9.x+ / FTD</w:t>
+            </w:r>
+          </w:p>
+        </w:tc>
+        <w:tc>
+          <w:tcPr>
+            <w:tcW w:type="dxa" w:w="3135"/>
+          </w:tcPr>
+          <w:p>
+            <w:r/>
+            <w:r>
+              <w:rPr>
+                <w:sz w:val="20"/>
+              </w:rPr>
+              <w:t>show running-config（FTD 沿用同一套 Lina CLI 語法自動辨識）</w:t>
             </w:r>
           </w:p>
         </w:tc>
@@ -1108,29 +1262,31 @@
         <w:rPr>
           <w:color w:val="3CB4A0"/>
         </w:rPr>
-        <w:t>交換器（10 款）</w:t>
+        <w:t>交換器（11 款）</w:t>
       </w:r>
     </w:p>
     <w:tbl>
       <w:tblPr>
         <w:tblStyle w:val="TableGrid"/>
         <w:tblW w:type="auto" w:w="0"/>
+        <w:jc w:val="center"/>
         <w:tblLook w:firstColumn="1" w:firstRow="1" w:lastColumn="0" w:lastRow="0" w:noHBand="0" w:noVBand="1" w:val="04A0"/>
       </w:tblPr>
       <w:tblGrid>
-        <w:gridCol w:w="4703"/>
-        <w:gridCol w:w="4703"/>
+        <w:gridCol w:w="4320"/>
+        <w:gridCol w:w="4320"/>
       </w:tblGrid>
       <w:tr>
         <w:tc>
           <w:tcPr>
-            <w:tcW w:type="dxa" w:w="4703"/>
+            <w:tcW w:type="dxa" w:w="4702"/>
             <w:shd w:val="clear" w:color="auto" w:fill="2D5986"/>
           </w:tcPr>
           <w:p>
             <w:pPr>
               <w:jc w:val="center"/>
             </w:pPr>
+            <w:r/>
             <w:r>
               <w:rPr>
                 <w:b/>
@@ -1143,13 +1299,14 @@
         </w:tc>
         <w:tc>
           <w:tcPr>
-            <w:tcW w:type="dxa" w:w="4703"/>
+            <w:tcW w:type="dxa" w:w="4702"/>
             <w:shd w:val="clear" w:color="auto" w:fill="2D5986"/>
           </w:tcPr>
           <w:p>
             <w:pPr>
               <w:jc w:val="center"/>
             </w:pPr>
+            <w:r/>
             <w:r>
               <w:rPr>
                 <w:b/>
@@ -1164,9 +1321,10 @@
       <w:tr>
         <w:tc>
           <w:tcPr>
-            <w:tcW w:type="dxa" w:w="4703"/>
+            <w:tcW w:type="dxa" w:w="4702"/>
           </w:tcPr>
           <w:p>
+            <w:r/>
             <w:r>
               <w:rPr>
                 <w:sz w:val="20"/>
@@ -1177,9 +1335,10 @@
         </w:tc>
         <w:tc>
           <w:tcPr>
-            <w:tcW w:type="dxa" w:w="4703"/>
+            <w:tcW w:type="dxa" w:w="4702"/>
           </w:tcPr>
           <w:p>
+            <w:r/>
             <w:r>
               <w:rPr>
                 <w:sz w:val="20"/>
@@ -1192,9 +1351,10 @@
       <w:tr>
         <w:tc>
           <w:tcPr>
-            <w:tcW w:type="dxa" w:w="4703"/>
+            <w:tcW w:type="dxa" w:w="4702"/>
           </w:tcPr>
           <w:p>
+            <w:r/>
             <w:r>
               <w:rPr>
                 <w:sz w:val="20"/>
@@ -1205,9 +1365,10 @@
         </w:tc>
         <w:tc>
           <w:tcPr>
-            <w:tcW w:type="dxa" w:w="4703"/>
+            <w:tcW w:type="dxa" w:w="4702"/>
           </w:tcPr>
           <w:p>
+            <w:r/>
             <w:r>
               <w:rPr>
                 <w:sz w:val="20"/>
@@ -1220,9 +1381,10 @@
       <w:tr>
         <w:tc>
           <w:tcPr>
-            <w:tcW w:type="dxa" w:w="4703"/>
+            <w:tcW w:type="dxa" w:w="4702"/>
           </w:tcPr>
           <w:p>
+            <w:r/>
             <w:r>
               <w:rPr>
                 <w:sz w:val="20"/>
@@ -1233,9 +1395,10 @@
         </w:tc>
         <w:tc>
           <w:tcPr>
-            <w:tcW w:type="dxa" w:w="4703"/>
+            <w:tcW w:type="dxa" w:w="4702"/>
           </w:tcPr>
           <w:p>
+            <w:r/>
             <w:r>
               <w:rPr>
                 <w:sz w:val="20"/>
@@ -1248,9 +1411,10 @@
       <w:tr>
         <w:tc>
           <w:tcPr>
-            <w:tcW w:type="dxa" w:w="4703"/>
+            <w:tcW w:type="dxa" w:w="4702"/>
           </w:tcPr>
           <w:p>
+            <w:r/>
             <w:r>
               <w:rPr>
                 <w:sz w:val="20"/>
@@ -1261,9 +1425,10 @@
         </w:tc>
         <w:tc>
           <w:tcPr>
-            <w:tcW w:type="dxa" w:w="4703"/>
+            <w:tcW w:type="dxa" w:w="4702"/>
           </w:tcPr>
           <w:p>
+            <w:r/>
             <w:r>
               <w:rPr>
                 <w:sz w:val="20"/>
@@ -1276,9 +1441,10 @@
       <w:tr>
         <w:tc>
           <w:tcPr>
-            <w:tcW w:type="dxa" w:w="4703"/>
+            <w:tcW w:type="dxa" w:w="4702"/>
           </w:tcPr>
           <w:p>
+            <w:r/>
             <w:r>
               <w:rPr>
                 <w:sz w:val="20"/>
@@ -1289,9 +1455,10 @@
         </w:tc>
         <w:tc>
           <w:tcPr>
-            <w:tcW w:type="dxa" w:w="4703"/>
+            <w:tcW w:type="dxa" w:w="4702"/>
           </w:tcPr>
           <w:p>
+            <w:r/>
             <w:r>
               <w:rPr>
                 <w:sz w:val="20"/>
@@ -1304,9 +1471,40 @@
       <w:tr>
         <w:tc>
           <w:tcPr>
-            <w:tcW w:type="dxa" w:w="4703"/>
+            <w:tcW w:type="dxa" w:w="4702"/>
           </w:tcPr>
           <w:p>
+            <w:r/>
+            <w:r>
+              <w:rPr>
+                <w:sz w:val="20"/>
+              </w:rPr>
+              <w:t>Aruba ProCurve / ArubaOS-Switch</w:t>
+            </w:r>
+          </w:p>
+        </w:tc>
+        <w:tc>
+          <w:tcPr>
+            <w:tcW w:type="dxa" w:w="4702"/>
+          </w:tcPr>
+          <w:p>
+            <w:r/>
+            <w:r>
+              <w:rPr>
+                <w:sz w:val="20"/>
+              </w:rPr>
+              <w:t>KB.16.x 以上</w:t>
+            </w:r>
+          </w:p>
+        </w:tc>
+      </w:tr>
+      <w:tr>
+        <w:tc>
+          <w:tcPr>
+            <w:tcW w:type="dxa" w:w="4702"/>
+          </w:tcPr>
+          <w:p>
+            <w:r/>
             <w:r>
               <w:rPr>
                 <w:sz w:val="20"/>
@@ -1317,9 +1515,10 @@
         </w:tc>
         <w:tc>
           <w:tcPr>
-            <w:tcW w:type="dxa" w:w="4703"/>
+            <w:tcW w:type="dxa" w:w="4702"/>
           </w:tcPr>
           <w:p>
+            <w:r/>
             <w:r>
               <w:rPr>
                 <w:sz w:val="20"/>
@@ -1332,9 +1531,10 @@
       <w:tr>
         <w:tc>
           <w:tcPr>
-            <w:tcW w:type="dxa" w:w="4703"/>
+            <w:tcW w:type="dxa" w:w="4702"/>
           </w:tcPr>
           <w:p>
+            <w:r/>
             <w:r>
               <w:rPr>
                 <w:sz w:val="20"/>
@@ -1345,9 +1545,10 @@
         </w:tc>
         <w:tc>
           <w:tcPr>
-            <w:tcW w:type="dxa" w:w="4703"/>
+            <w:tcW w:type="dxa" w:w="4702"/>
           </w:tcPr>
           <w:p>
+            <w:r/>
             <w:r>
               <w:rPr>
                 <w:sz w:val="20"/>
@@ -1360,9 +1561,10 @@
       <w:tr>
         <w:tc>
           <w:tcPr>
-            <w:tcW w:type="dxa" w:w="4703"/>
+            <w:tcW w:type="dxa" w:w="4702"/>
           </w:tcPr>
           <w:p>
+            <w:r/>
             <w:r>
               <w:rPr>
                 <w:sz w:val="20"/>
@@ -1373,9 +1575,10 @@
         </w:tc>
         <w:tc>
           <w:tcPr>
-            <w:tcW w:type="dxa" w:w="4703"/>
+            <w:tcW w:type="dxa" w:w="4702"/>
           </w:tcPr>
           <w:p>
+            <w:r/>
             <w:r>
               <w:rPr>
                 <w:sz w:val="20"/>
@@ -1388,22 +1591,24 @@
       <w:tr>
         <w:tc>
           <w:tcPr>
-            <w:tcW w:type="dxa" w:w="4703"/>
+            <w:tcW w:type="dxa" w:w="4702"/>
           </w:tcPr>
           <w:p>
+            <w:r/>
             <w:r>
               <w:rPr>
                 <w:sz w:val="20"/>
               </w:rPr>
-              <w:t>Brocade FastIron / ICX</w:t>
+              <w:t>Brocade / Ruckus FastIron ICX</w:t>
             </w:r>
           </w:p>
         </w:tc>
         <w:tc>
           <w:tcPr>
-            <w:tcW w:type="dxa" w:w="4703"/>
+            <w:tcW w:type="dxa" w:w="4702"/>
           </w:tcPr>
           <w:p>
+            <w:r/>
             <w:r>
               <w:rPr>
                 <w:sz w:val="20"/>
@@ -1416,9 +1621,10 @@
       <w:tr>
         <w:tc>
           <w:tcPr>
-            <w:tcW w:type="dxa" w:w="4703"/>
+            <w:tcW w:type="dxa" w:w="4702"/>
           </w:tcPr>
           <w:p>
+            <w:r/>
             <w:r>
               <w:rPr>
                 <w:sz w:val="20"/>
@@ -1429,9 +1635,10 @@
         </w:tc>
         <w:tc>
           <w:tcPr>
-            <w:tcW w:type="dxa" w:w="4703"/>
+            <w:tcW w:type="dxa" w:w="4702"/>
           </w:tcPr>
           <w:p>
+            <w:r/>
             <w:r>
               <w:rPr>
                 <w:sz w:val="20"/>
@@ -1458,22 +1665,24 @@
       <w:tblPr>
         <w:tblStyle w:val="TableGrid"/>
         <w:tblW w:type="auto" w:w="0"/>
+        <w:jc w:val="center"/>
         <w:tblLook w:firstColumn="1" w:firstRow="1" w:lastColumn="0" w:lastRow="0" w:noHBand="0" w:noVBand="1" w:val="04A0"/>
       </w:tblPr>
       <w:tblGrid>
-        <w:gridCol w:w="4703"/>
-        <w:gridCol w:w="4703"/>
+        <w:gridCol w:w="4320"/>
+        <w:gridCol w:w="4320"/>
       </w:tblGrid>
       <w:tr>
         <w:tc>
           <w:tcPr>
-            <w:tcW w:type="dxa" w:w="4703"/>
+            <w:tcW w:type="dxa" w:w="4702"/>
             <w:shd w:val="clear" w:color="auto" w:fill="2D5986"/>
           </w:tcPr>
           <w:p>
             <w:pPr>
               <w:jc w:val="center"/>
             </w:pPr>
+            <w:r/>
             <w:r>
               <w:rPr>
                 <w:b/>
@@ -1486,13 +1695,14 @@
         </w:tc>
         <w:tc>
           <w:tcPr>
-            <w:tcW w:type="dxa" w:w="4703"/>
+            <w:tcW w:type="dxa" w:w="4702"/>
             <w:shd w:val="clear" w:color="auto" w:fill="2D5986"/>
           </w:tcPr>
           <w:p>
             <w:pPr>
               <w:jc w:val="center"/>
             </w:pPr>
+            <w:r/>
             <w:r>
               <w:rPr>
                 <w:b/>
@@ -1507,9 +1717,10 @@
       <w:tr>
         <w:tc>
           <w:tcPr>
-            <w:tcW w:type="dxa" w:w="4703"/>
+            <w:tcW w:type="dxa" w:w="4702"/>
           </w:tcPr>
           <w:p>
+            <w:r/>
             <w:r>
               <w:rPr>
                 <w:sz w:val="20"/>
@@ -1520,9 +1731,10 @@
         </w:tc>
         <w:tc>
           <w:tcPr>
-            <w:tcW w:type="dxa" w:w="4703"/>
+            <w:tcW w:type="dxa" w:w="4702"/>
           </w:tcPr>
           <w:p>
+            <w:r/>
             <w:r>
               <w:rPr>
                 <w:sz w:val="20"/>
@@ -1535,9 +1747,10 @@
       <w:tr>
         <w:tc>
           <w:tcPr>
-            <w:tcW w:type="dxa" w:w="4703"/>
+            <w:tcW w:type="dxa" w:w="4702"/>
           </w:tcPr>
           <w:p>
+            <w:r/>
             <w:r>
               <w:rPr>
                 <w:sz w:val="20"/>
@@ -1548,9 +1761,10 @@
         </w:tc>
         <w:tc>
           <w:tcPr>
-            <w:tcW w:type="dxa" w:w="4703"/>
+            <w:tcW w:type="dxa" w:w="4702"/>
           </w:tcPr>
           <w:p>
+            <w:r/>
             <w:r>
               <w:rPr>
                 <w:sz w:val="20"/>
@@ -1563,9 +1777,10 @@
       <w:tr>
         <w:tc>
           <w:tcPr>
-            <w:tcW w:type="dxa" w:w="4703"/>
+            <w:tcW w:type="dxa" w:w="4702"/>
           </w:tcPr>
           <w:p>
+            <w:r/>
             <w:r>
               <w:rPr>
                 <w:sz w:val="20"/>
@@ -1576,9 +1791,10 @@
         </w:tc>
         <w:tc>
           <w:tcPr>
-            <w:tcW w:type="dxa" w:w="4703"/>
+            <w:tcW w:type="dxa" w:w="4702"/>
           </w:tcPr>
           <w:p>
+            <w:r/>
             <w:r>
               <w:rPr>
                 <w:sz w:val="20"/>
@@ -1591,9 +1807,10 @@
       <w:tr>
         <w:tc>
           <w:tcPr>
-            <w:tcW w:type="dxa" w:w="4703"/>
+            <w:tcW w:type="dxa" w:w="4702"/>
           </w:tcPr>
           <w:p>
+            <w:r/>
             <w:r>
               <w:rPr>
                 <w:sz w:val="20"/>
@@ -1604,14 +1821,15 @@
         </w:tc>
         <w:tc>
           <w:tcPr>
-            <w:tcW w:type="dxa" w:w="4703"/>
+            <w:tcW w:type="dxa" w:w="4702"/>
           </w:tcPr>
           <w:p>
+            <w:r/>
             <w:r>
               <w:rPr>
                 <w:sz w:val="20"/>
               </w:rPr>
-              <w:t>顯示完整的原始值 → 替換值對照（IP / 主機名稱 / 帳號）。</w:t>
+              <w:t>顯示完整的原始值 → 替換值對照（IP / 主機名稱 / 帳號 / MAC）。</w:t>
             </w:r>
           </w:p>
         </w:tc>
@@ -1619,9 +1837,10 @@
       <w:tr>
         <w:tc>
           <w:tcPr>
-            <w:tcW w:type="dxa" w:w="4703"/>
+            <w:tcW w:type="dxa" w:w="4702"/>
           </w:tcPr>
           <w:p>
+            <w:r/>
             <w:r>
               <w:rPr>
                 <w:sz w:val="20"/>
@@ -1632,9 +1851,10 @@
         </w:tc>
         <w:tc>
           <w:tcPr>
-            <w:tcW w:type="dxa" w:w="4703"/>
+            <w:tcW w:type="dxa" w:w="4702"/>
           </w:tcPr>
           <w:p>
+            <w:r/>
             <w:r>
               <w:rPr>
                 <w:sz w:val="20"/>
@@ -1647,10 +1867,10 @@
       <w:tr>
         <w:tc>
           <w:tcPr>
-            <w:tcW w:type="dxa" w:w="4703"/>
+            <w:tcW w:type="dxa" w:w="4702"/>
           </w:tcPr>
           <w:p>
-            <w:pPr/>
+            <w:r/>
             <w:r>
               <w:rPr>
                 <w:sz w:val="20"/>
@@ -1661,10 +1881,10 @@
         </w:tc>
         <w:tc>
           <w:tcPr>
-            <w:tcW w:type="dxa" w:w="4703"/>
+            <w:tcW w:type="dxa" w:w="4702"/>
           </w:tcPr>
           <w:p>
-            <w:pPr/>
+            <w:r/>
             <w:r>
               <w:rPr>
                 <w:sz w:val="20"/>
@@ -1677,10 +1897,10 @@
       <w:tr>
         <w:tc>
           <w:tcPr>
-            <w:tcW w:type="dxa" w:w="4703"/>
+            <w:tcW w:type="dxa" w:w="4702"/>
           </w:tcPr>
           <w:p>
-            <w:pPr/>
+            <w:r/>
             <w:r>
               <w:rPr>
                 <w:sz w:val="20"/>
@@ -1691,15 +1911,15 @@
         </w:tc>
         <w:tc>
           <w:tcPr>
-            <w:tcW w:type="dxa" w:w="4703"/>
+            <w:tcW w:type="dxa" w:w="4702"/>
           </w:tcPr>
           <w:p>
-            <w:pPr/>
+            <w:r/>
             <w:r>
               <w:rPr>
                 <w:sz w:val="20"/>
               </w:rPr>
-              <w:t>顯示去識別化操作歷程，記錄各步驟執行時間與替換統計摘要。</w:t>
+              <w:t>顯示去識別化操作歷程；底部另附「⚠ 殘留敏感字串警告」區塊——掃描輸出結果是否仍殘留密碼/金鑰關鍵字、疑似雜湊字串、未替換 IP/MAC、PEM 憑證區塊等，逐行標示或顯示「未偵測到殘留」。</w:t>
             </w:r>
           </w:p>
         </w:tc>
@@ -1719,9 +1939,6 @@
     </w:p>
     <w:p>
       <w:r>
-        <w:rPr>
-          <w:sz w:val="20"/>
-        </w:rPr>
         <w:t>去識別化完成後可產生 .acmap 加密還原包，供日後還原 IP / 主機名稱 / 帳號使用。</w:t>
       </w:r>
     </w:p>
@@ -1738,14 +1955,7 @@
     </w:p>
     <w:p>
       <w:r>
-        <w:rPr>
-          <w:sz w:val="20"/>
-        </w:rPr>
-        <w:t>1. 完成去識別化後，點擊頂列「🔐 加密還原包」按鈕。</w:t>
-        <w:br/>
-        <w:t>2. 輸入並確認密碼（自訂，請妥善保存）。</w:t>
-        <w:br/>
-        <w:t>3. 下載 .acmap 檔案，與去識別化後的設定檔一同保存。</w:t>
+        <w:t>1. 完成去識別化後，點擊頂列「🔐 加密還原包」按鈕。2. 輸入並確認密碼（自訂，請妥善保存）。3. 下載 .acmap 檔案，與去識別化後的設定檔一同保存。</w:t>
       </w:r>
     </w:p>
     <w:p>
@@ -1761,18 +1971,7 @@
     </w:p>
     <w:p>
       <w:r>
-        <w:rPr>
-          <w:sz w:val="20"/>
-        </w:rPr>
-        <w:t>1. 點擊側邊欄「🔓 還原設定檔」切換至還原頁面。</w:t>
-        <w:br/>
-        <w:t>2. 上傳去識別化後的設定檔（上方拖曳區）。</w:t>
-        <w:br/>
-        <w:t>3. 上傳對應的 .acmap 加密還原包（下方拖曳區）。</w:t>
-        <w:br/>
-        <w:t>4. 輸入當初設定的密碼，點擊「開始還原」。</w:t>
-        <w:br/>
-        <w:t>5. 確認結果後可下載還原檔或複製至剪貼簿。</w:t>
+        <w:t>1. 點擊側邊欄「🔓 還原設定檔」切換至還原頁面。2. 上傳去識別化後的設定檔（上方拖曳區）。3. 上傳對應的 .acmap 加密還原包（下方拖曳區）。4. 輸入當初設定的密碼，點擊「開始還原」。5. 確認結果後可下載還原檔或複製至剪貼簿。</w:t>
       </w:r>
     </w:p>
     <w:p>
@@ -1864,6 +2063,17 @@
         <w:rPr>
           <w:sz w:val="20"/>
         </w:rPr>
+        <w:t>MAC 位址替換已排除誤判——冒號分隔格式的合法 IPv6 位址不會被誤認為 MAC 位址。</w:t>
+      </w:r>
+    </w:p>
+    <w:p>
+      <w:pPr>
+        <w:pStyle w:val="ListBullet"/>
+      </w:pPr>
+      <w:r>
+        <w:rPr>
+          <w:sz w:val="20"/>
+        </w:rPr>
         <w:t>建議使用 Chrome 或 Edge 新版瀏覽器（需支援 Web Crypto API）。</w:t>
       </w:r>
     </w:p>
@@ -1872,11 +2082,13 @@
         <w:pStyle w:val="Heading1"/>
       </w:pPr>
       <w:r>
+        <w:rPr>
+          <w:color w:val="0096C8"/>
+        </w:rPr>
         <w:t>8. 彩蛋與隱藏功能</w:t>
       </w:r>
     </w:p>
     <w:p>
-      <w:pPr/>
       <w:r>
         <w:t>💡 開發者為愛探索的使用者保留了一個隱藏驚喜：</w:t>
       </w:r>
@@ -1886,18 +2098,20 @@
         <w:pStyle w:val="ListBullet"/>
       </w:pPr>
       <w:r>
+        <w:rPr>
+          <w:sz w:val="20"/>
+        </w:rPr>
         <w:t>🦙 頁面右下角的小動物圖示若被連續點擊三次，或許會解鎖一個意想不到的語言選項。</w:t>
       </w:r>
     </w:p>
     <w:p>
-      <w:pPr/>
       <w:r>
         <w:t>（以上提示僅供有緣人參考，詳情自行探索 🔍）</w:t>
       </w:r>
     </w:p>
     <w:sectPr>
       <w:pgSz w:w="12240" w:h="15840"/>
-      <w:pgMar w:top="1134" w:right="1417" w:bottom="1134" w:left="1417" w:header="720" w:footer="720" w:gutter="0"/>
+      <w:pgMar w:top="1440" w:right="1800" w:bottom="1440" w:left="1800" w:header="720" w:footer="720" w:gutter="0"/>
       <w:cols w:space="720"/>
       <w:docGrid w:linePitch="360"/>
     </w:sectPr>

--- a/docs/config-anonymizer-guide.docx
+++ b/docs/config-anonymizer-guide.docx
@@ -779,7 +779,7 @@
         <w:rPr>
           <w:color w:val="3CB4A0"/>
         </w:rPr>
-        <w:t>防火牆（9 款）</w:t>
+        <w:t>防火牆（12 款）</w:t>
       </w:r>
     </w:p>
     <w:tbl>
@@ -1248,6 +1248,102 @@
                 <w:sz w:val="20"/>
               </w:rPr>
               <w:t>show running-config（FTD 沿用同一套 Lina CLI 語法自動辨識）</w:t>
+            </w:r>
+          </w:p>
+        </w:tc>
+      </w:tr>
+      <w:tr>
+        <w:tc>
+          <w:tcPr>
+            <w:tcW w:type="dxa" w:w="2880"/>
+          </w:tcPr>
+          <w:p>
+            <w:r>
+              <w:t>Zyxel USG/ATP</w:t>
+            </w:r>
+          </w:p>
+        </w:tc>
+        <w:tc>
+          <w:tcPr>
+            <w:tcW w:type="dxa" w:w="2880"/>
+          </w:tcPr>
+          <w:p>
+            <w:r>
+              <w:t>ZLD</w:t>
+            </w:r>
+          </w:p>
+        </w:tc>
+        <w:tc>
+          <w:tcPr>
+            <w:tcW w:type="dxa" w:w="2880"/>
+          </w:tcPr>
+          <w:p>
+            <w:r>
+              <w:t>.conf（Web GUI File Manager 匯出）</w:t>
+            </w:r>
+          </w:p>
+        </w:tc>
+      </w:tr>
+      <w:tr>
+        <w:tc>
+          <w:tcPr>
+            <w:tcW w:type="dxa" w:w="2880"/>
+          </w:tcPr>
+          <w:p>
+            <w:r>
+              <w:t>EdgeRouter</w:t>
+            </w:r>
+          </w:p>
+        </w:tc>
+        <w:tc>
+          <w:tcPr>
+            <w:tcW w:type="dxa" w:w="2880"/>
+          </w:tcPr>
+          <w:p>
+            <w:r>
+              <w:t>EdgeOS</w:t>
+            </w:r>
+          </w:p>
+        </w:tc>
+        <w:tc>
+          <w:tcPr>
+            <w:tcW w:type="dxa" w:w="2880"/>
+          </w:tcPr>
+          <w:p>
+            <w:r>
+              <w:t>config.boot（巢狀大括號格式）</w:t>
+            </w:r>
+          </w:p>
+        </w:tc>
+      </w:tr>
+      <w:tr>
+        <w:tc>
+          <w:tcPr>
+            <w:tcW w:type="dxa" w:w="2880"/>
+          </w:tcPr>
+          <w:p>
+            <w:r>
+              <w:t>OpenWrt</w:t>
+            </w:r>
+          </w:p>
+        </w:tc>
+        <w:tc>
+          <w:tcPr>
+            <w:tcW w:type="dxa" w:w="2880"/>
+          </w:tcPr>
+          <w:p>
+            <w:r>
+              <w:t>UCI</w:t>
+            </w:r>
+          </w:p>
+        </w:tc>
+        <w:tc>
+          <w:tcPr>
+            <w:tcW w:type="dxa" w:w="2880"/>
+          </w:tcPr>
+          <w:p>
+            <w:r>
+              <w:t>/etc/config/*（uci export 串接輸出）</w:t>
             </w:r>
           </w:p>
         </w:tc>

--- a/docs/config-anonymizer-guide.docx
+++ b/docs/config-anonymizer-guide.docx
@@ -1101,7 +1101,7 @@
               <w:rPr>
                 <w:sz w:val="20"/>
               </w:rPr>
-              <w:t>SonicOS 6.x/7.x</w:t>
+              <w:t>SonicOS &lt;6.2</w:t>
             </w:r>
           </w:p>
         </w:tc>

--- a/docs/config-anonymizer-guide.docx
+++ b/docs/config-anonymizer-guide.docx
@@ -41,8 +41,20 @@
       </w:r>
     </w:p>
     <w:p>
+      <w:pPr/>
+      <w:r>
+        <w:t>🧭 跨工具導覽：右上角「🧭」按鈕可快速切換至其餘 5 個工具（總覽首頁、交換器解析、交換器產生器、防火牆分析、日誌分析），無需返回首頁重新選擇。</w:t>
+      </w:r>
+    </w:p>
+    <w:p>
       <w:r>
         <w:t>🌐 介面語言：支援繁體中文 / English / 日本語 三語切換（右上角語言按鈕）。</w:t>
+      </w:r>
+    </w:p>
+    <w:p>
+      <w:pPr/>
+      <w:r>
+        <w:t>⚠ OSPF/BGP MD5 認證金鑰：FortiGate／FortiSwitch／Check Point／MikroTik／Zyxel／EdgeRouter／Comware／Aruba CX／Dell OS10 共 9 家已支援強制替換；其餘廠牌因查無官方文件佐證或架構上不適用（如 OpenWrt UCI 無內建動態路由），暫不處理，詳見殘留檢查提示。</w:t>
       </w:r>
     </w:p>
     <w:p>

--- a/docs/config-anonymizer-guide.docx
+++ b/docs/config-anonymizer-guide.docx
@@ -791,7 +791,7 @@
         <w:rPr>
           <w:color w:val="3CB4A0"/>
         </w:rPr>
-        <w:t>防火牆（12 款）</w:t>
+        <w:t>防火牆（13 款）</w:t>
       </w:r>
     </w:p>
     <w:tbl>
@@ -1360,6 +1360,47 @@
           </w:p>
         </w:tc>
       </w:tr>
+      <w:tr>
+        <w:tc>
+          <w:tcPr>
+            <w:tcW w:type="dxa" w:w="2880"/>
+          </w:tcPr>
+          <w:p>
+            <w:r>
+              <w:rPr>
+                <w:sz w:val="20"/>
+              </w:rPr>
+              <w:t>WatchGuard Firebox</w:t>
+            </w:r>
+          </w:p>
+        </w:tc>
+        <w:tc>
+          <w:tcPr>
+            <w:tcW w:type="dxa" w:w="2880"/>
+          </w:tcPr>
+          <w:p>
+            <w:r>
+              <w:rPr>
+                <w:sz w:val="20"/>
+              </w:rPr>
+              <w:t>Fireware OS</w:t>
+            </w:r>
+          </w:p>
+        </w:tc>
+        <w:tc>
+          <w:tcPr>
+            <w:tcW w:type="dxa" w:w="2880"/>
+          </w:tcPr>
+          <w:p>
+            <w:r>
+              <w:rPr>
+                <w:sz w:val="20"/>
+              </w:rPr>
+              <w:t>.xml</w:t>
+            </w:r>
+          </w:p>
+        </w:tc>
+      </w:tr>
     </w:tbl>
     <w:p/>
     <w:p>
@@ -1370,7 +1411,7 @@
         <w:rPr>
           <w:color w:val="3CB4A0"/>
         </w:rPr>
-        <w:t>交換器（11 款）</w:t>
+        <w:t>交換器（16 款）</w:t>
       </w:r>
     </w:p>
     <w:tbl>
@@ -1752,6 +1793,146 @@
                 <w:sz w:val="20"/>
               </w:rPr>
               <w:t>FortiSwitchOS（需含 config switch physical-port 區塊）</w:t>
+            </w:r>
+          </w:p>
+        </w:tc>
+      </w:tr>
+      <w:tr>
+        <w:tc>
+          <w:tcPr>
+            <w:tcW w:type="dxa" w:w="4320"/>
+          </w:tcPr>
+          <w:p>
+            <w:r>
+              <w:rPr>
+                <w:sz w:val="20"/>
+              </w:rPr>
+              <w:t>Planet Technology</w:t>
+            </w:r>
+          </w:p>
+        </w:tc>
+        <w:tc>
+          <w:tcPr>
+            <w:tcW w:type="dxa" w:w="4320"/>
+          </w:tcPr>
+          <w:p>
+            <w:r>
+              <w:rPr>
+                <w:sz w:val="20"/>
+              </w:rPr>
+              <w:t>SGS-6341 系列</w:t>
+            </w:r>
+          </w:p>
+        </w:tc>
+      </w:tr>
+      <w:tr>
+        <w:tc>
+          <w:tcPr>
+            <w:tcW w:type="dxa" w:w="4320"/>
+          </w:tcPr>
+          <w:p>
+            <w:r>
+              <w:rPr>
+                <w:sz w:val="20"/>
+              </w:rPr>
+              <w:t>Ruijie RGOS</w:t>
+            </w:r>
+          </w:p>
+        </w:tc>
+        <w:tc>
+          <w:tcPr>
+            <w:tcW w:type="dxa" w:w="4320"/>
+          </w:tcPr>
+          <w:p>
+            <w:r>
+              <w:rPr>
+                <w:sz w:val="20"/>
+              </w:rPr>
+              <w:t>RG-S6120 系列</w:t>
+            </w:r>
+          </w:p>
+        </w:tc>
+      </w:tr>
+      <w:tr>
+        <w:tc>
+          <w:tcPr>
+            <w:tcW w:type="dxa" w:w="4320"/>
+          </w:tcPr>
+          <w:p>
+            <w:r>
+              <w:rPr>
+                <w:sz w:val="20"/>
+              </w:rPr>
+              <w:t>Netgear M4300</w:t>
+            </w:r>
+          </w:p>
+        </w:tc>
+        <w:tc>
+          <w:tcPr>
+            <w:tcW w:type="dxa" w:w="4320"/>
+          </w:tcPr>
+          <w:p>
+            <w:r>
+              <w:rPr>
+                <w:sz w:val="20"/>
+              </w:rPr>
+              <w:t>ICOS</w:t>
+            </w:r>
+          </w:p>
+        </w:tc>
+      </w:tr>
+      <w:tr>
+        <w:tc>
+          <w:tcPr>
+            <w:tcW w:type="dxa" w:w="4320"/>
+          </w:tcPr>
+          <w:p>
+            <w:r>
+              <w:rPr>
+                <w:sz w:val="20"/>
+              </w:rPr>
+              <w:t>Ubiquiti EdgeSwitch</w:t>
+            </w:r>
+          </w:p>
+        </w:tc>
+        <w:tc>
+          <w:tcPr>
+            <w:tcW w:type="dxa" w:w="4320"/>
+          </w:tcPr>
+          <w:p>
+            <w:r>
+              <w:rPr>
+                <w:sz w:val="20"/>
+              </w:rPr>
+              <w:t>ICOS（舊款 ES-XX／EdgeSwitch X 系列）</w:t>
+            </w:r>
+          </w:p>
+        </w:tc>
+      </w:tr>
+      <w:tr>
+        <w:tc>
+          <w:tcPr>
+            <w:tcW w:type="dxa" w:w="4320"/>
+          </w:tcPr>
+          <w:p>
+            <w:r>
+              <w:rPr>
+                <w:sz w:val="20"/>
+              </w:rPr>
+              <w:t>SONiC</w:t>
+            </w:r>
+          </w:p>
+        </w:tc>
+        <w:tc>
+          <w:tcPr>
+            <w:tcW w:type="dxa" w:w="4320"/>
+          </w:tcPr>
+          <w:p>
+            <w:r>
+              <w:rPr>
+                <w:sz w:val="20"/>
+              </w:rPr>
+              <w:t>config_db.json（JSON 格式，非文字 CLI）</w:t>
             </w:r>
           </w:p>
         </w:tc>
